--- a/papers/P8_linguistic_fossils/revision_v0.2/P8_revision_v0.3.docx
+++ b/papers/P8_linguistic_fossils/revision_v0.2/P8_revision_v0.3.docx
@@ -9806,7 +9806,7 @@
         <w:pStyle w:val="OLtext"/>
       </w:pPr>
       <w:r>
-        <w:t>The data files described below are deposited at Zenodo (https://doi.org/10.5281/zenodo.23202244; license CC BY 4.0): one row for each of the 1,357 forms (ABVD identifiers, the form as recorded, cognate-set numbers and loan flag, the label, the out-of-sample scores of the full model, of a variant with the list-identity input that section 2.3 withdrew, and of the held-out-list model, the cell of table 6, and the nearest same-meaning look-alike in other Sulawesi lists and, for Tolaki, in Bungku-Tolaki lists); the 438 uncoded forms as a subset; the 70 uncoded Makasar meanings with the Bugis and Sa'dan Toraja forms and the PMP entry; the twelve Tolaki look-alikes of PMP entries; and the 92 example rows from which table 7 was drawn. The source data are ABVD (Greenhill, Blust, and Gray 2008), lexibank/abvd at repository state 917c5a5, CC BY 4.0. The analysis scripts, the pre-stated decision rules and the result files are in the public project repository (https://github.com/neimasilk/volcarch-repo, folders experiments/E227 to E231; MIT license).</w:t>
+        <w:t>The data files described below are deposited at Zenodo (https://doi.org/10.5281/zenodo.23202245; license CC BY 4.0): one row for each of the 1,357 forms (ABVD identifiers, the form as recorded, cognate-set numbers and loan flag, the label, the out-of-sample scores of the full model, of a variant with the list-identity input that section 2.3 withdrew, and of the held-out-list model, the cell of table 6, and the nearest same-meaning look-alike in other Sulawesi lists and, for Tolaki, in Bungku-Tolaki lists); the 438 uncoded forms as a subset; the 70 uncoded Makasar meanings with the Bugis and Sa'dan Toraja forms and the PMP entry; the twelve Tolaki look-alikes of PMP entries; and the 92 example rows from which table 7 was drawn. The source data are ABVD (Greenhill, Blust, and Gray 2008), lexibank/abvd at repository state 917c5a5, CC BY 4.0. The analysis scripts, the pre-stated decision rules and the result files are in the public project repository (https://github.com/neimasilk/volcarch-repo, folders experiments/E227 to E231; MIT license).</w:t>
       </w:r>
     </w:p>
     <w:p>
@@ -9983,7 +9983,7 @@
         <w:pStyle w:val="OLreferencelist"/>
       </w:pPr>
       <w:r>
-        <w:t>Lundberg, Scott M. and Su-In Lee. 2017. A unified approach to interpreting model predictions. In Advances in neural information processing systems 30, 4765–4774.</w:t>
+        <w:t>Lundberg, Scott M. and Su-In Lee. 2017. A unified approach to interpreting model predictions. In Advances in neural information processing systems 30.</w:t>
       </w:r>
     </w:p>
     <w:p>
